--- a/uploads/resumes/程式_副本_20260311_231151.docx
+++ b/uploads/resumes/程式_副本_20260311_231151.docx
@@ -400,7 +400,7 @@
           <w:sz w:val="40"/>
           <w:szCs w:val="40"/>
         </w:rPr>
-        <w:t>實習期間：中華民國1</w:t>
+        <w:t xml:space="preserve">實習期間：</w:t>
       </w:r>
       <w:r>
         <w:rPr>
@@ -409,97 +409,28 @@
           <w:sz w:val="40"/>
           <w:szCs w:val="40"/>
         </w:rPr>
-        <w:t>1</w:t>
+        <w:t xml:space="preserve">中華民國 </w:t>
       </w:r>
       <w:r>
         <w:rPr>
-          <w:rFonts w:ascii="標楷體" w:eastAsia="標楷體" w:hAnsi="標楷體" w:hint="eastAsia"/>
+          <w:rFonts w:ascii="標楷體" w:eastAsia="標楷體" w:hAnsi="標楷體"/>
           <w:b/>
+          <w:bCs/>
           <w:sz w:val="40"/>
           <w:szCs w:val="40"/>
         </w:rPr>
-        <w:t>3</w:t>
+        <w:t xml:space="preserve">114 年 </w:t>
       </w:r>
       <w:r>
         <w:rPr>
-          <w:rFonts w:ascii="標楷體" w:eastAsia="標楷體" w:hAnsi="標楷體" w:hint="eastAsia"/>
+          <w:rFonts w:ascii="標楷體" w:eastAsia="標楷體" w:hAnsi="標楷體"/>
           <w:b/>
+          <w:bCs/>
           <w:sz w:val="40"/>
           <w:szCs w:val="40"/>
         </w:rPr>
-        <w:t>年</w:t>
-      </w:r>
-      <w:r>
-        <w:rPr>
-          <w:rFonts w:ascii="標楷體" w:eastAsia="標楷體" w:hAnsi="標楷體" w:hint="eastAsia"/>
-          <w:b/>
-          <w:sz w:val="40"/>
-          <w:szCs w:val="40"/>
-        </w:rPr>
-        <w:t>2</w:t>
-      </w:r>
-      <w:r>
-        <w:rPr>
-          <w:rFonts w:ascii="標楷體" w:eastAsia="標楷體" w:hAnsi="標楷體" w:hint="eastAsia"/>
-          <w:b/>
-          <w:sz w:val="40"/>
-          <w:szCs w:val="40"/>
-        </w:rPr>
-        <w:t>月</w:t>
-      </w:r>
-      <w:r>
-        <w:rPr>
-          <w:rFonts w:ascii="標楷體" w:eastAsia="標楷體" w:hAnsi="標楷體" w:hint="eastAsia"/>
-          <w:b/>
-          <w:sz w:val="40"/>
-          <w:szCs w:val="40"/>
-        </w:rPr>
-        <w:t>19</w:t>
-      </w:r>
-      <w:r>
-        <w:rPr>
-          <w:rFonts w:ascii="標楷體" w:eastAsia="標楷體" w:hAnsi="標楷體" w:hint="eastAsia"/>
-          <w:b/>
-          <w:sz w:val="40"/>
-          <w:szCs w:val="40"/>
-        </w:rPr>
-        <w:t>日至</w:t>
-      </w:r>
-      <w:r>
-        <w:rPr>
-          <w:rFonts w:ascii="標楷體" w:eastAsia="標楷體" w:hAnsi="標楷體" w:hint="eastAsia"/>
-          <w:b/>
-          <w:sz w:val="40"/>
-          <w:szCs w:val="40"/>
-        </w:rPr>
-        <w:t>6</w:t>
-      </w:r>
-      <w:r>
-        <w:rPr>
-          <w:rFonts w:ascii="標楷體" w:eastAsia="標楷體" w:hAnsi="標楷體" w:hint="eastAsia"/>
-          <w:b/>
-          <w:sz w:val="40"/>
-          <w:szCs w:val="40"/>
-        </w:rPr>
-        <w:t>月</w:t>
-      </w:r>
-      <w:r>
-        <w:rPr>
-          <w:rFonts w:ascii="標楷體" w:eastAsia="標楷體" w:hAnsi="標楷體" w:hint="eastAsia"/>
-          <w:b/>
-          <w:sz w:val="40"/>
-          <w:szCs w:val="40"/>
-        </w:rPr>
-        <w:t>21</w:t>
-      </w:r>
-      <w:r>
-        <w:rPr>
-          <w:rFonts w:ascii="標楷體" w:eastAsia="標楷體" w:hAnsi="標楷體" w:hint="eastAsia"/>
-          <w:b/>
-          <w:sz w:val="40"/>
-          <w:szCs w:val="40"/>
-        </w:rPr>
-        <w:t>日</w:t>
+        <w:lastRenderedPageBreak/>
+        <w:t xml:space="preserve">2 月 17 日至 6 月 20 日</w:t>
       </w:r>
     </w:p>
     <w:p>
@@ -732,7 +663,7 @@
                 <w:bCs/>
                 <w:u w:val="single"/>
               </w:rPr>
-              <w:t xml:space="preserve">07</w:t>
+              <w:t xml:space="preserve">08</w:t>
             </w:r>
             <w:r>
               <w:rPr>
@@ -749,7 +680,7 @@
                 <w:bCs/>
                 <w:u w:val="single"/>
               </w:rPr>
-              <w:t xml:space="preserve">12</w:t>
+              <w:t xml:space="preserve">02</w:t>
             </w:r>
             <w:r>
               <w:rPr>
@@ -1025,7 +956,7 @@
                     <a:graphicData uri="http://schemas.openxmlformats.org/drawingml/2006/picture">
                       <pic:pic>
                         <pic:nvPicPr>
-                          <pic:cNvPr id="0" name="1_photo_20260129_140340.jpg"/>
+                          <pic:cNvPr id="0" name="1_photo_20260312_132247"/>
                           <pic:cNvPicPr/>
                         </pic:nvPicPr>
                         <pic:blipFill>
@@ -2599,7 +2530,7 @@
               <w:rPr>
                 <w:rFonts w:ascii="標楷體" w:eastAsia="標楷體" w:hAnsi="標楷體" w:hint="eastAsia"/>
               </w:rPr>
-              <w:t xml:space="preserve">□ 優 </w:t>
+              <w:t xml:space="preserve">■ 優 </w:t>
             </w:r>
             <w:r>
               <w:rPr>
@@ -2611,7 +2542,7 @@
               <w:rPr>
                 <w:rFonts w:ascii="標楷體" w:eastAsia="標楷體" w:hAnsi="標楷體" w:hint="eastAsia"/>
               </w:rPr>
-              <w:t xml:space="preserve">■ 甲  □ 乙 □ </w:t>
+              <w:t xml:space="preserve">□ 甲  □ 乙 □ </w:t>
             </w:r>
             <w:r>
               <w:rPr>
@@ -2775,7 +2706,7 @@
               <w:rPr>
                 <w:rFonts w:ascii="標楷體" w:eastAsia="標楷體" w:hAnsi="標楷體"/>
               </w:rPr>
-              <w:t xml:space="preserve">電腦硬體裝修丙級</w:t>
+              <w:t xml:space="preserve">電腦軟體設計丙級</w:t>
             </w:r>
           </w:p>
         </w:tc>
@@ -2861,7 +2792,7 @@
               <w:rPr>
                 <w:rFonts w:ascii="標楷體" w:eastAsia="標楷體" w:hAnsi="標楷體"/>
               </w:rPr>
-              <w:t xml:space="preserve">日本語能力試驗N3</w:t>
+              <w:t xml:space="preserve"/>
             </w:r>
           </w:p>
         </w:tc>
@@ -3244,16 +3175,16 @@
               <w:t xml:space="preserve">英語 </w:t>
             </w:r>
             <w:r>
+              <w:t xml:space="preserve">■</w:t>
+            </w:r>
+            <w:r>
+              <w:rPr>
+                <w:rFonts w:ascii="標楷體" w:eastAsia="標楷體" w:hAnsi="標楷體"/>
+              </w:rPr>
+              <w:t xml:space="preserve">精通</w:t>
+            </w:r>
+            <w:r>
               <w:t xml:space="preserve">□</w:t>
-            </w:r>
-            <w:r>
-              <w:rPr>
-                <w:rFonts w:ascii="標楷體" w:eastAsia="標楷體" w:hAnsi="標楷體"/>
-              </w:rPr>
-              <w:t xml:space="preserve">精通</w:t>
-            </w:r>
-            <w:r>
-              <w:t xml:space="preserve">■</w:t>
             </w:r>
             <w:r>
               <w:rPr>
@@ -3349,16 +3280,16 @@
               <w:t xml:space="preserve"> </w:t>
             </w:r>
             <w:r>
+              <w:t xml:space="preserve">■</w:t>
+            </w:r>
+            <w:r>
+              <w:rPr>
+                <w:rFonts w:ascii="標楷體" w:eastAsia="標楷體" w:hAnsi="標楷體"/>
+              </w:rPr>
+              <w:t xml:space="preserve">精通</w:t>
+            </w:r>
+            <w:r>
               <w:t xml:space="preserve">□</w:t>
-            </w:r>
-            <w:r>
-              <w:rPr>
-                <w:rFonts w:ascii="標楷體" w:eastAsia="標楷體" w:hAnsi="標楷體"/>
-              </w:rPr>
-              <w:t xml:space="preserve">精通</w:t>
-            </w:r>
-            <w:r>
-              <w:t xml:space="preserve">■</w:t>
             </w:r>
             <w:r>
               <w:rPr>
@@ -3629,7 +3560,31 @@
                 <w:rFonts w:ascii="標楷體" w:eastAsia="標楷體" w:hAnsi="標楷體"/>
                 <w:bCs/>
               </w:rPr>
-              <w:t xml:space="preserve">6t</w:t>
+              <w:t xml:space="preserve">自幼即展現獨立思考能力與高度責任感，驅使我持續進行自我管理並主動承擔核心職責。此核心素養奠定我解決複雜技術挑戰的堅實基礎，確保有效達成專案目標。
+</w:t>
+              <w:br/>
+              <w:t xml:space="preserve">
+</w:t>
+              <w:br/>
+              <w:t xml:space="preserve">學術深耕階段，我積極參與多元學習任務，多次主導複雜資料的整合與分析，精進組織、分析與溝通協調能力。於資訊管理學程中，深入研究數據分析與系統開發，尤其著重探討資訊系統的運作原理與硬體整合架構，明確確立了在硬體技術領域的發展潛力。
+</w:t>
+              <w:br/>
+              <w:t xml:space="preserve">
+</w:t>
+              <w:br/>
+              <w:t xml:space="preserve">積極投入機器人社團等實作導向活動，顯著提升創新思維與團隊協作效率。藉由親身執行硬體組裝、嵌入式程式設計與硬體故障排除，積累了豐富的實務經驗。於AERC亞洲機器人競速挑戰賽中，成功引導團隊奪得第二名殊榮，進一步堅定我在科技領域，尤其在硬體創新與系統集成方面的發展決心。
+</w:t>
+              <w:br/>
+              <w:t xml:space="preserve">
+</w:t>
+              <w:br/>
+              <w:t xml:space="preserve">熟練運用多種軟體工具，涵蓋文件處理、數據可視化及基礎設計，有效支援專案資訊呈現。此外，擔任證照教學助理期間，全面掌握硬體設備的配置、調校與日常維護實務，顯著增強系統級故障排除與效能最佳化能力，處理約數十台設備的維護任務。
+</w:t>
+              <w:br/>
+              <w:t xml:space="preserve">
+</w:t>
+              <w:br/>
+              <w:t xml:space="preserve">展望未來，我堅定致力於整合所學專業技能，發展成為具備硬體設計、系統集成與解決方案交付專長的資訊管理專業人才。規劃專注於資訊技術與創新硬體解決方案的應用，積極探索產業前沿發展機會。憑藉扎實的學術背景與豐富的實務經驗，我深信能為組織創造具體價值，並在硬體技術領域貢獻卓越的突破性成果。</w:t>
             </w:r>
           </w:p>
         </w:tc>
@@ -3717,7 +3672,7 @@
                     <a:graphicData uri="http://schemas.openxmlformats.org/drawingml/2006/picture">
                       <pic:pic>
                         <pic:nvPicPr>
-                          <pic:cNvPr id="0" name="1_transcript_20260306_215828.png"/>
+                          <pic:cNvPr id="0" name="1_transcript_20260312_132247"/>
                           <pic:cNvPicPr/>
                         </pic:nvPicPr>
                         <pic:blipFill>
@@ -3819,6 +3774,43 @@
               </w:rPr>
               <w:t xml:space="preserve"/>
             </w:r>
+            <w:r>
+              <w:drawing>
+                <wp:inline xmlns:a="http://schemas.openxmlformats.org/drawingml/2006/main" xmlns:pic="http://schemas.openxmlformats.org/drawingml/2006/picture">
+                  <wp:extent cx="2743200" cy="1644103"/>
+                  <wp:docPr id="1005" name="Picture 27"/>
+                  <wp:cNvGraphicFramePr>
+                    <a:graphicFrameLocks noChangeAspect="1"/>
+                  </wp:cNvGraphicFramePr>
+                  <a:graphic>
+                    <a:graphicData uri="http://schemas.openxmlformats.org/drawingml/2006/picture">
+                      <pic:pic>
+                        <pic:nvPicPr>
+                          <pic:cNvPr id="0" name="1_cert_1_20260312_132436"/>
+                          <pic:cNvPicPr/>
+                        </pic:nvPicPr>
+                        <pic:blipFill>
+                          <a:blip r:embed="rId13"/>
+                          <a:stretch>
+                            <a:fillRect/>
+                          </a:stretch>
+                        </pic:blipFill>
+                        <pic:spPr>
+                          <a:xfrm>
+                            <a:off x="0" y="0"/>
+                            <a:ext cx="2743200" cy="1644103"/>
+                          </a:xfrm>
+                          <a:prstGeom prst="rect"/>
+                        </pic:spPr>
+                      </pic:pic>
+                    </a:graphicData>
+                  </a:graphic>
+                </wp:inline>
+              </w:drawing>
+            </w:r>
+            <w:r>
+              <w:t xml:space="preserve"/>
+            </w:r>
           </w:p>
         </w:tc>
         <w:tc>
@@ -3861,7 +3853,7 @@
               <w:rPr>
                 <w:rFonts w:ascii="標楷體" w:eastAsia="標楷體" w:hAnsi="標楷體"/>
               </w:rPr>
-              <w:t xml:space="preserve"/>
+              <w:t xml:space="preserve">電腦軟體設計丙級</w:t>
             </w:r>
           </w:p>
         </w:tc>
@@ -4844,27 +4836,93 @@
       </w:pPr>
       <w:r>
         <w:rPr>
-          <w:rFonts w:ascii="標楷體" w:eastAsia="標楷體" w:hAnsi="標楷體" w:hint="eastAsia"/>
-          <w:b/>
-          <w:bCs/>
-          <w:sz w:val="32"/>
-          <w:szCs w:val="32"/>
-        </w:rPr>
-        <w:t xml:space="preserve">(查詢區間：1112至1121學期)</w:t>
-      </w:r>
-    </w:p>
-    <w:p>
-      <w:pPr>
-        <w:snapToGrid w:val="0"/>
-        <w:jc w:val="center"/>
-        <w:rPr>
           <w:rFonts w:ascii="標楷體" w:eastAsia="標楷體" w:hAnsi="標楷體"/>
           <w:b/>
           <w:bCs/>
           <w:sz w:val="32"/>
           <w:szCs w:val="32"/>
         </w:rPr>
-      </w:pPr>
+        <w:t>(查詢區間：</w:t>
+      </w:r>
+      <w:r>
+        <w:rPr>
+          <w:rStyle w:val="HTML1"/>
+          <w:rFonts w:ascii="標楷體" w:eastAsia="標楷體" w:hAnsi="標楷體"/>
+          <w:b/>
+          <w:bCs/>
+          <w:sz w:val="32"/>
+          <w:szCs w:val="32"/>
+        </w:rPr>
+        <w:t xml:space="preserve">1122</w:t>
+      </w:r>
+      <w:r>
+        <w:rPr>
+          <w:rFonts w:ascii="標楷體" w:eastAsia="標楷體" w:hAnsi="標楷體"/>
+          <w:b/>
+          <w:bCs/>
+          <w:sz w:val="32"/>
+          <w:szCs w:val="32"/>
+        </w:rPr>
+        <w:t xml:space="preserve"> 至 </w:t>
+      </w:r>
+      <w:r>
+        <w:rPr>
+          <w:rStyle w:val="HTML1"/>
+          <w:rFonts w:ascii="標楷體" w:eastAsia="標楷體" w:hAnsi="標楷體"/>
+          <w:b/>
+          <w:bCs/>
+          <w:sz w:val="32"/>
+          <w:szCs w:val="32"/>
+        </w:rPr>
+        <w:t xml:space="preserve">1131</w:t>
+      </w:r>
+      <w:r>
+        <w:rPr>
+          <w:rFonts w:ascii="標楷體" w:eastAsia="標楷體" w:hAnsi="標楷體"/>
+          <w:b/>
+          <w:bCs/>
+          <w:sz w:val="32"/>
+          <w:szCs w:val="32"/>
+        </w:rPr>
+        <w:t xml:space="preserve"> 學期)</w:t>
+      </w:r>
+      <w:r>
+        <w:t xml:space="preserve"/>
+      </w:r>
+      <w:r>
+        <w:drawing>
+          <wp:inline xmlns:a="http://schemas.openxmlformats.org/drawingml/2006/main" xmlns:pic="http://schemas.openxmlformats.org/drawingml/2006/picture">
+            <wp:extent cx="5486400" cy="2328885"/>
+            <wp:docPr id="1006" name="Picture 27"/>
+            <wp:cNvGraphicFramePr>
+              <a:graphicFrameLocks noChangeAspect="1"/>
+            </wp:cNvGraphicFramePr>
+            <a:graphic>
+              <a:graphicData uri="http://schemas.openxmlformats.org/drawingml/2006/picture">
+                <pic:pic>
+                  <pic:nvPicPr>
+                    <pic:cNvPr id="0" name="1_absence_proof_20260312_135155.png"/>
+                    <pic:cNvPicPr/>
+                  </pic:nvPicPr>
+                  <pic:blipFill>
+                    <a:blip r:embed="rId14"/>
+                    <a:stretch>
+                      <a:fillRect/>
+                    </a:stretch>
+                  </pic:blipFill>
+                  <pic:spPr>
+                    <a:xfrm>
+                      <a:off x="0" y="0"/>
+                      <a:ext cx="5486400" cy="2328885"/>
+                    </a:xfrm>
+                    <a:prstGeom prst="rect"/>
+                  </pic:spPr>
+                </pic:pic>
+              </a:graphicData>
+            </a:graphic>
+          </wp:inline>
+        </w:drawing>
+      </w:r>
       <w:r>
         <w:t xml:space="preserve"/>
       </w:r>

--- a/uploads/resumes/程式_副本_20260311_231151.docx
+++ b/uploads/resumes/程式_副本_20260311_231151.docx
@@ -3560,31 +3560,19 @@
                 <w:rFonts w:ascii="標楷體" w:eastAsia="標楷體" w:hAnsi="標楷體"/>
                 <w:bCs/>
               </w:rPr>
-              <w:t xml:space="preserve">自幼即展現獨立思考能力與高度責任感，驅使我持續進行自我管理並主動承擔核心職責。此核心素養奠定我解決複雜技術挑戰的堅實基礎，確保有效達成專案目標。
+              <w:t xml:space="preserve">個人於成長過程中培養了高度獨立性與責任感，並學會有效自我管理及承擔家庭與其他任務。此經歷使我在面對挑戰時更加堅強，並發展出解決問題的能力。
 </w:t>
               <w:br/>
-              <w:t xml:space="preserve">
+              <w:t xml:space="preserve">求學期間，我積極投入並應對挑戰。老師們經常委派我統整資料的任務，從中磨練出優異的組織、分析和溝通能力。就讀資訊管理科時，我對數據分析和系統開發展現濃厚興趣，這些學習經歷深化了我在資訊管理領域的專業知識。
 </w:t>
               <w:br/>
-              <w:t xml:space="preserve">學術深耕階段，我積極參與多元學習任務，多次主導複雜資料的整合與分析，精進組織、分析與溝通協調能力。於資訊管理學程中，深入研究數據分析與系統開發，尤其著重探討資訊系統的運作原理與硬體整合架構，明確確立了在硬體技術領域的發展潛力。
+              <w:t xml:space="preserve">課外活動中，我積極參與實作型社團，例如機器人社團。這些活動提升了我的創造力與團隊合作精神，並在實際操作中累積了硬體組裝、程式撰寫與系統整合經驗。尤其在AERC亞洲機器人競速挑戰中，我與團隊榮獲第二名，展現了在科技創新領域的實踐能力。
 </w:t>
               <w:br/>
-              <w:t xml:space="preserve">
+              <w:t xml:space="preserve">我具備多領域技能，包含影片剪輯、文書處理及平面設計的實務經驗。熟練運用各類軟體，曾負責學校活動文宣製作與影片剪輯，有效結合視覺設計與內容傳遞。此外，擔任證照教學助理期間，掌握了硬體設置與維護的實用知識，此經驗強化了我的問題解決能力。
 </w:t>
               <w:br/>
-              <w:t xml:space="preserve">積極投入機器人社團等實作導向活動，顯著提升創新思維與團隊協作效率。藉由親身執行硬體組裝、嵌入式程式設計與硬體故障排除，積累了豐富的實務經驗。於AERC亞洲機器人競速挑戰賽中，成功引導團隊奪得第二名殊榮，進一步堅定我在科技領域，尤其在硬體創新與系統集成方面的發展決心。
-</w:t>
-              <w:br/>
-              <w:t xml:space="preserve">
-</w:t>
-              <w:br/>
-              <w:t xml:space="preserve">熟練運用多種軟體工具，涵蓋文件處理、數據可視化及基礎設計，有效支援專案資訊呈現。此外，擔任證照教學助理期間，全面掌握硬體設備的配置、調校與日常維護實務，顯著增強系統級故障排除與效能最佳化能力，處理約數十台設備的維護任務。
-</w:t>
-              <w:br/>
-              <w:t xml:space="preserve">
-</w:t>
-              <w:br/>
-              <w:t xml:space="preserve">展望未來，我堅定致力於整合所學專業技能，發展成為具備硬體設計、系統集成與解決方案交付專長的資訊管理專業人才。規劃專注於資訊技術與創新硬體解決方案的應用，積極探索產業前沿發展機會。憑藉扎實的學術背景與豐富的實務經驗，我深信能為組織創造具體價值，並在硬體技術領域貢獻卓越的突破性成果。</w:t>
+              <w:t xml:space="preserve">展望未來，我期許能運用專業技能，成為一名資訊管理領域的專業人才。我將專注於資訊技術與創意設計的融合應用，並積極尋求能結合硬體實作經驗的職涯機會。憑藉在學期間累積的實務經驗與技能，我深信能為組織發展奠定穩固基礎，並創造實質價值。</w:t>
             </w:r>
           </w:p>
         </w:tc>
@@ -3672,7 +3660,7 @@
                     <a:graphicData uri="http://schemas.openxmlformats.org/drawingml/2006/picture">
                       <pic:pic>
                         <pic:nvPicPr>
-                          <pic:cNvPr id="0" name="1_transcript_20260312_132247"/>
+                          <pic:cNvPr id="0" name="1_transcript_20260317_115707"/>
                           <pic:cNvPicPr/>
                         </pic:nvPicPr>
                         <pic:blipFill>
@@ -4901,7 +4889,7 @@
               <a:graphicData uri="http://schemas.openxmlformats.org/drawingml/2006/picture">
                 <pic:pic>
                   <pic:nvPicPr>
-                    <pic:cNvPr id="0" name="1_absence_proof_20260312_135155.png"/>
+                    <pic:cNvPr id="0" name="1_absence_proof_20260317_115707.png"/>
                     <pic:cNvPicPr/>
                   </pic:nvPicPr>
                   <pic:blipFill>
